--- a/files/Derrick-Barasa-Resume.docx
+++ b/files/Derrick-Barasa-Resume.docx
@@ -46,7 +46,7 @@
         </w:rPr>
         <w:t xml:space="preserve">Nairobi, Kenya | </w:t>
       </w:r>
-      <w:hyperlink w:history="1" r:id="rIdvly6ebp15zufgcn9n9jkg">
+      <w:hyperlink w:history="1" r:id="rIdyyeexmhelvo2efyiol-v2">
         <w:r>
           <w:rPr>
             <w:rStyle w:val="Hyperlink"/>
@@ -72,7 +72,7 @@
         <w:spacing w:after="40"/>
         <w:jc w:val="center"/>
       </w:pPr>
-      <w:hyperlink w:history="1" r:id="rIdeg4jtg0vyxm5gqxpcppdz">
+      <w:hyperlink w:history="1" r:id="rIdzdg4dbsowqjcd0glrhkfz">
         <w:r>
           <w:rPr>
             <w:rStyle w:val="Hyperlink"/>
@@ -92,7 +92,7 @@
         </w:rPr>
         <w:t xml:space="preserve"> | </w:t>
       </w:r>
-      <w:hyperlink w:history="1" r:id="rIdchkd-8sapwrez_puup7ip">
+      <w:hyperlink w:history="1" r:id="rIdk6qntsxb7jk73teqql7vw">
         <w:r>
           <w:rPr>
             <w:rStyle w:val="Hyperlink"/>
@@ -112,7 +112,7 @@
         </w:rPr>
         <w:t xml:space="preserve"> | </w:t>
       </w:r>
-      <w:hyperlink w:history="1" r:id="rIdgz3ofz10nzj5pihocs-ce">
+      <w:hyperlink w:history="1" r:id="rIddb_ir7awgo4rffxkrbs63">
         <w:r>
           <w:rPr>
             <w:rStyle w:val="Hyperlink"/>
@@ -539,7 +539,7 @@
         </w:rPr>
         <w:t xml:space="preserve">  ·  </w:t>
       </w:r>
-      <w:hyperlink w:history="1" r:id="rIduuwb00xte8ii5fiqvr4dg">
+      <w:hyperlink w:history="1" r:id="rIdv2ecp1xxgcpxnbarpagq_">
         <w:r>
           <w:rPr>
             <w:rStyle w:val="Hyperlink"/>
@@ -590,6 +590,24 @@
     </w:p>
     <w:p>
       <w:pPr>
+        <w:pStyle w:val="ListParagraph"/>
+        <w:numPr>
+          <w:ilvl w:val="0"/>
+          <w:numId w:val="2"/>
+        </w:numPr>
+        <w:spacing w:after="40"/>
+      </w:pPr>
+      <w:r>
+        <w:rPr>
+          <w:rFonts w:ascii="Calibri" w:cs="Calibri" w:eastAsia="Calibri" w:hAnsi="Calibri"/>
+          <w:sz w:val="21"/>
+          <w:szCs w:val="21"/>
+        </w:rPr>
+        <w:t xml:space="preserve">Built the Android mobile app in Kotlin, distributed as an APK downloaded from the platform dashboard.</w:t>
+      </w:r>
+    </w:p>
+    <w:p>
+      <w:pPr>
         <w:keepNext/>
         <w:spacing w:after="20" w:before="100"/>
       </w:pPr>
@@ -621,7 +639,7 @@
         </w:rPr>
         <w:t xml:space="preserve">  ·  </w:t>
       </w:r>
-      <w:hyperlink w:history="1" r:id="rIdq7rejatiam6f9cth9hkfz">
+      <w:hyperlink w:history="1" r:id="rIdgcdf2-9f6ex_enztlty3a">
         <w:r>
           <w:rPr>
             <w:rStyle w:val="Hyperlink"/>
@@ -703,7 +721,7 @@
         </w:rPr>
         <w:t xml:space="preserve">  ·  </w:t>
       </w:r>
-      <w:hyperlink w:history="1" r:id="rIdfon8isvowiboeld1ppbso">
+      <w:hyperlink w:history="1" r:id="rIduyythqtnc_b42xwgnybpa">
         <w:r>
           <w:rPr>
             <w:rStyle w:val="Hyperlink"/>
@@ -754,6 +772,24 @@
     </w:p>
     <w:p>
       <w:pPr>
+        <w:pStyle w:val="ListParagraph"/>
+        <w:numPr>
+          <w:ilvl w:val="0"/>
+          <w:numId w:val="2"/>
+        </w:numPr>
+        <w:spacing w:after="40"/>
+      </w:pPr>
+      <w:r>
+        <w:rPr>
+          <w:rFonts w:ascii="Calibri" w:cs="Calibri" w:eastAsia="Calibri" w:hAnsi="Calibri"/>
+          <w:sz w:val="21"/>
+          <w:szCs w:val="21"/>
+        </w:rPr>
+        <w:t xml:space="preserve">Built the Android mobile app in Flutter, distributed as an APK downloaded from the platform dashboard.</w:t>
+      </w:r>
+    </w:p>
+    <w:p>
+      <w:pPr>
         <w:keepNext/>
         <w:spacing w:after="20" w:before="100"/>
       </w:pPr>
@@ -785,7 +821,7 @@
         </w:rPr>
         <w:t xml:space="preserve">  ·  </w:t>
       </w:r>
-      <w:hyperlink w:history="1" r:id="rId1wjhyyuuhwfo5isjzkyyp">
+      <w:hyperlink w:history="1" r:id="rIda_2sk_lmp6td2xymkc73v">
         <w:r>
           <w:rPr>
             <w:rStyle w:val="Hyperlink"/>
@@ -867,7 +903,7 @@
         </w:rPr>
         <w:t xml:space="preserve">  ·  </w:t>
       </w:r>
-      <w:hyperlink w:history="1" r:id="rIdepdcefqdba9ftvdkpwh8b">
+      <w:hyperlink w:history="1" r:id="rIdmxqy2mhe4p37dadv86bzc">
         <w:r>
           <w:rPr>
             <w:rStyle w:val="Hyperlink"/>
@@ -1128,6 +1164,24 @@
           <w:szCs w:val="21"/>
         </w:rPr>
         <w:t xml:space="preserve">Point-of-sale and order routing with digital menu management, role-based order processing and meal ticket issuance (Java Vert.x, Vue.js, PostgreSQL).</w:t>
+      </w:r>
+    </w:p>
+    <w:p>
+      <w:pPr>
+        <w:pStyle w:val="ListParagraph"/>
+        <w:numPr>
+          <w:ilvl w:val="0"/>
+          <w:numId w:val="2"/>
+        </w:numPr>
+        <w:spacing w:after="40"/>
+      </w:pPr>
+      <w:r>
+        <w:rPr>
+          <w:rFonts w:ascii="Calibri" w:cs="Calibri" w:eastAsia="Calibri" w:hAnsi="Calibri"/>
+          <w:sz w:val="21"/>
+          <w:szCs w:val="21"/>
+        </w:rPr>
+        <w:t xml:space="preserve">Companion mobile app built with Flutter.</w:t>
       </w:r>
     </w:p>
     <w:p>

--- a/files/Derrick-Barasa-Resume.docx
+++ b/files/Derrick-Barasa-Resume.docx
@@ -46,7 +46,7 @@
         </w:rPr>
         <w:t xml:space="preserve">Nairobi, Kenya | </w:t>
       </w:r>
-      <w:hyperlink w:history="1" r:id="rIdyyeexmhelvo2efyiol-v2">
+      <w:hyperlink w:history="1" r:id="rIdoyyxiasra4glh6jsjzcpe">
         <w:r>
           <w:rPr>
             <w:rStyle w:val="Hyperlink"/>
@@ -72,7 +72,7 @@
         <w:spacing w:after="40"/>
         <w:jc w:val="center"/>
       </w:pPr>
-      <w:hyperlink w:history="1" r:id="rIdzdg4dbsowqjcd0glrhkfz">
+      <w:hyperlink w:history="1" r:id="rIdwizmvtofeqen3f59dhhl9">
         <w:r>
           <w:rPr>
             <w:rStyle w:val="Hyperlink"/>
@@ -92,7 +92,7 @@
         </w:rPr>
         <w:t xml:space="preserve"> | </w:t>
       </w:r>
-      <w:hyperlink w:history="1" r:id="rIdk6qntsxb7jk73teqql7vw">
+      <w:hyperlink w:history="1" r:id="rIdxa_qcoi4ifkzjwheooakl">
         <w:r>
           <w:rPr>
             <w:rStyle w:val="Hyperlink"/>
@@ -112,7 +112,7 @@
         </w:rPr>
         <w:t xml:space="preserve"> | </w:t>
       </w:r>
-      <w:hyperlink w:history="1" r:id="rIddb_ir7awgo4rffxkrbs63">
+      <w:hyperlink w:history="1" r:id="rIdqyph904_nmb39pc67tou3">
         <w:r>
           <w:rPr>
             <w:rStyle w:val="Hyperlink"/>
@@ -305,6 +305,34 @@
           <w:sz w:val="21"/>
           <w:szCs w:val="21"/>
         </w:rPr>
+        <w:t xml:space="preserve">Data &amp; Compliance: </w:t>
+      </w:r>
+      <w:r>
+        <w:rPr>
+          <w:rFonts w:ascii="Calibri" w:cs="Calibri" w:eastAsia="Calibri" w:hAnsi="Calibri"/>
+          <w:sz w:val="21"/>
+          <w:szCs w:val="21"/>
+        </w:rPr>
+        <w:t xml:space="preserve">Power BI, Python (pandas), Excel</w:t>
+      </w:r>
+    </w:p>
+    <w:p>
+      <w:pPr>
+        <w:pStyle w:val="ListParagraph"/>
+        <w:numPr>
+          <w:ilvl w:val="0"/>
+          <w:numId w:val="2"/>
+        </w:numPr>
+        <w:spacing w:after="40"/>
+      </w:pPr>
+      <w:r>
+        <w:rPr>
+          <w:rFonts w:ascii="Calibri" w:cs="Calibri" w:eastAsia="Calibri" w:hAnsi="Calibri"/>
+          <w:b/>
+          <w:bCs/>
+          <w:sz w:val="21"/>
+          <w:szCs w:val="21"/>
+        </w:rPr>
         <w:t xml:space="preserve">Mobile: </w:t>
       </w:r>
       <w:r>
@@ -440,7 +468,7 @@
           <w:sz w:val="21"/>
           <w:szCs w:val="21"/>
         </w:rPr>
-        <w:t xml:space="preserve">Handled compliance work and data analysis.</w:t>
+        <w:t xml:space="preserve">Compliance work using Excel, and data analysis using Power BI and Python (pandas).</w:t>
       </w:r>
     </w:p>
     <w:p>
@@ -539,7 +567,7 @@
         </w:rPr>
         <w:t xml:space="preserve">  ·  </w:t>
       </w:r>
-      <w:hyperlink w:history="1" r:id="rIdv2ecp1xxgcpxnbarpagq_">
+      <w:hyperlink w:history="1" r:id="rIdnz2e-jjq1vzzhfdygfpvx">
         <w:r>
           <w:rPr>
             <w:rStyle w:val="Hyperlink"/>
@@ -639,7 +667,7 @@
         </w:rPr>
         <w:t xml:space="preserve">  ·  </w:t>
       </w:r>
-      <w:hyperlink w:history="1" r:id="rIdgcdf2-9f6ex_enztlty3a">
+      <w:hyperlink w:history="1" r:id="rId7sxx9zzdt4rjqfyy-twv6">
         <w:r>
           <w:rPr>
             <w:rStyle w:val="Hyperlink"/>
@@ -721,7 +749,7 @@
         </w:rPr>
         <w:t xml:space="preserve">  ·  </w:t>
       </w:r>
-      <w:hyperlink w:history="1" r:id="rIduyythqtnc_b42xwgnybpa">
+      <w:hyperlink w:history="1" r:id="rIdn-jfqook5mxcwekjatxbq">
         <w:r>
           <w:rPr>
             <w:rStyle w:val="Hyperlink"/>
@@ -821,7 +849,7 @@
         </w:rPr>
         <w:t xml:space="preserve">  ·  </w:t>
       </w:r>
-      <w:hyperlink w:history="1" r:id="rIda_2sk_lmp6td2xymkc73v">
+      <w:hyperlink w:history="1" r:id="rIdx9zu49lftl4khne1w21w0">
         <w:r>
           <w:rPr>
             <w:rStyle w:val="Hyperlink"/>
@@ -903,7 +931,7 @@
         </w:rPr>
         <w:t xml:space="preserve">  ·  </w:t>
       </w:r>
-      <w:hyperlink w:history="1" r:id="rIdmxqy2mhe4p37dadv86bzc">
+      <w:hyperlink w:history="1" r:id="rIdogubspem_5xz4sv-xq7_n">
         <w:r>
           <w:rPr>
             <w:rStyle w:val="Hyperlink"/>

--- a/files/Derrick-Barasa-Resume.docx
+++ b/files/Derrick-Barasa-Resume.docx
@@ -46,7 +46,7 @@
         </w:rPr>
         <w:t xml:space="preserve">Nairobi, Kenya | </w:t>
       </w:r>
-      <w:hyperlink w:history="1" r:id="rIdoyyxiasra4glh6jsjzcpe">
+      <w:hyperlink w:history="1" r:id="rId5oewoicb7nkakjmtfqbqb">
         <w:r>
           <w:rPr>
             <w:rStyle w:val="Hyperlink"/>
@@ -72,7 +72,7 @@
         <w:spacing w:after="40"/>
         <w:jc w:val="center"/>
       </w:pPr>
-      <w:hyperlink w:history="1" r:id="rIdwizmvtofeqen3f59dhhl9">
+      <w:hyperlink w:history="1" r:id="rIdruhwlm1e0zeo69sh4pe5r">
         <w:r>
           <w:rPr>
             <w:rStyle w:val="Hyperlink"/>
@@ -92,7 +92,7 @@
         </w:rPr>
         <w:t xml:space="preserve"> | </w:t>
       </w:r>
-      <w:hyperlink w:history="1" r:id="rIdxa_qcoi4ifkzjwheooakl">
+      <w:hyperlink w:history="1" r:id="rIdsbktths2svvxg60ungrmr">
         <w:r>
           <w:rPr>
             <w:rStyle w:val="Hyperlink"/>
@@ -112,7 +112,7 @@
         </w:rPr>
         <w:t xml:space="preserve"> | </w:t>
       </w:r>
-      <w:hyperlink w:history="1" r:id="rIdqyph904_nmb39pc67tou3">
+      <w:hyperlink w:history="1" r:id="rIdxio0zqmkmau7s7lccrbcr">
         <w:r>
           <w:rPr>
             <w:rStyle w:val="Hyperlink"/>
@@ -154,7 +154,7 @@
           <w:sz w:val="21"/>
           <w:szCs w:val="21"/>
         </w:rPr>
-        <w:t xml:space="preserve">Software Engineering student and full-stack developer with a 2025�2026 development internship at RemitCore, who builds scalable web platforms, financial tools and enterprise systems. Specialized in event-driven backends with Java Vert.x, web applications with Java and Laravel, mobile apps with Flutter and Kotlin, and reactive interfaces with Vue.js, Vuetify and Tailwind CSS, backed by PostgreSQL and MySQL. Has shipped five live platforms on custom domains, with a focus on modular design, database integrity and non-blocking asynchronous processing.</w:t>
+        <w:t xml:space="preserve">Software Engineering student and full-stack developer with a 2025–2026 development internship at RemitCore, who builds scalable web platforms, financial tools and enterprise systems. Specialized in event-driven backends with Java Vert.x, web applications with Java and Laravel, mobile apps with Flutter and Kotlin, and reactive interfaces with Vue.js, Vuetify and Tailwind CSS, backed by PostgreSQL and MySQL. Has shipped five live platforms on custom domains, with a focus on modular design, database integrity and non-blocking asynchronous processing.</w:t>
       </w:r>
     </w:p>
     <w:p>
@@ -422,25 +422,43 @@
           <w:sz w:val="21"/>
           <w:szCs w:val="21"/>
         </w:rPr>
-        <w:t xml:space="preserve">  �  2025 � 2026</w:t>
-      </w:r>
-    </w:p>
-    <w:p>
-      <w:pPr>
-        <w:pStyle w:val="ListParagraph"/>
-        <w:numPr>
-          <w:ilvl w:val="0"/>
-          <w:numId w:val="2"/>
-        </w:numPr>
-        <w:spacing w:after="40"/>
-      </w:pPr>
-      <w:r>
-        <w:rPr>
-          <w:rFonts w:ascii="Calibri" w:cs="Calibri" w:eastAsia="Calibri" w:hAnsi="Calibri"/>
-          <w:sz w:val="21"/>
-          <w:szCs w:val="21"/>
-        </w:rPr>
-        <w:t xml:space="preserve">Worked as part of the development team on RemitCore, a live money transfer and currency exchange platform.</w:t>
+        <w:t xml:space="preserve">  ·  2025 – 2026</w:t>
+      </w:r>
+    </w:p>
+    <w:p>
+      <w:pPr>
+        <w:pStyle w:val="ListParagraph"/>
+        <w:numPr>
+          <w:ilvl w:val="0"/>
+          <w:numId w:val="2"/>
+        </w:numPr>
+        <w:spacing w:after="40"/>
+      </w:pPr>
+      <w:r>
+        <w:rPr>
+          <w:rFonts w:ascii="Calibri" w:cs="Calibri" w:eastAsia="Calibri" w:hAnsi="Calibri"/>
+          <w:sz w:val="21"/>
+          <w:szCs w:val="21"/>
+        </w:rPr>
+        <w:t xml:space="preserve">Worked as part of the development team at RemitCore.</w:t>
+      </w:r>
+    </w:p>
+    <w:p>
+      <w:pPr>
+        <w:pStyle w:val="ListParagraph"/>
+        <w:numPr>
+          <w:ilvl w:val="0"/>
+          <w:numId w:val="2"/>
+        </w:numPr>
+        <w:spacing w:after="40"/>
+      </w:pPr>
+      <w:r>
+        <w:rPr>
+          <w:rFonts w:ascii="Calibri" w:cs="Calibri" w:eastAsia="Calibri" w:hAnsi="Calibri"/>
+          <w:sz w:val="21"/>
+          <w:szCs w:val="21"/>
+        </w:rPr>
+        <w:t xml:space="preserve">Worked on the RemitCore website and on CountComply, the AML/KYC and compliance management platform.</w:t>
       </w:r>
     </w:p>
     <w:p>
@@ -565,9 +583,9 @@
           <w:sz w:val="21"/>
           <w:szCs w:val="21"/>
         </w:rPr>
-        <w:t xml:space="preserve">  ·  </w:t>
-      </w:r>
-      <w:hyperlink w:history="1" r:id="rIdnz2e-jjq1vzzhfdygfpvx">
+        <w:t xml:space="preserve">  Â·  </w:t>
+      </w:r>
+      <w:hyperlink w:history="1" r:id="rIddq8r6sq5n94uamnx7kpjg">
         <w:r>
           <w:rPr>
             <w:rStyle w:val="Hyperlink"/>
@@ -665,9 +683,9 @@
           <w:sz w:val="21"/>
           <w:szCs w:val="21"/>
         </w:rPr>
-        <w:t xml:space="preserve">  ·  </w:t>
-      </w:r>
-      <w:hyperlink w:history="1" r:id="rId7sxx9zzdt4rjqfyy-twv6">
+        <w:t xml:space="preserve">  Â·  </w:t>
+      </w:r>
+      <w:hyperlink w:history="1" r:id="rIdlhlqp4zewiyhxnmyf7uaf">
         <w:r>
           <w:rPr>
             <w:rStyle w:val="Hyperlink"/>
@@ -713,7 +731,7 @@
           <w:sz w:val="21"/>
           <w:szCs w:val="21"/>
         </w:rPr>
-        <w:t xml:space="preserve">Built the transaction processing pipeline and secure API integrations for payouts (Java Vert.x, PostgreSQL).</w:t>
+        <w:t xml:space="preserve">Java Vert.x and PostgreSQL platform with secure API integrations for payouts.</w:t>
       </w:r>
     </w:p>
     <w:p>
@@ -747,9 +765,9 @@
           <w:sz w:val="21"/>
           <w:szCs w:val="21"/>
         </w:rPr>
-        <w:t xml:space="preserve">  ·  </w:t>
-      </w:r>
-      <w:hyperlink w:history="1" r:id="rIdn-jfqook5mxcwekjatxbq">
+        <w:t xml:space="preserve">  Â·  </w:t>
+      </w:r>
+      <w:hyperlink w:history="1" r:id="rIdvj7ykd2njffcv0ein8t_i">
         <w:r>
           <w:rPr>
             <w:rStyle w:val="Hyperlink"/>
@@ -847,9 +865,9 @@
           <w:sz w:val="21"/>
           <w:szCs w:val="21"/>
         </w:rPr>
-        <w:t xml:space="preserve">  ·  </w:t>
-      </w:r>
-      <w:hyperlink w:history="1" r:id="rIdx9zu49lftl4khne1w21w0">
+        <w:t xml:space="preserve">  Â·  </w:t>
+      </w:r>
+      <w:hyperlink w:history="1" r:id="rIduwnuxkr03sez5ik8hurpf">
         <w:r>
           <w:rPr>
             <w:rStyle w:val="Hyperlink"/>
@@ -929,9 +947,9 @@
           <w:sz w:val="21"/>
           <w:szCs w:val="21"/>
         </w:rPr>
-        <w:t xml:space="preserve">  ·  </w:t>
-      </w:r>
-      <w:hyperlink w:history="1" r:id="rIdogubspem_5xz4sv-xq7_n">
+        <w:t xml:space="preserve">  Â·  </w:t>
+      </w:r>
+      <w:hyperlink w:history="1" r:id="rId18v35omgprjkihduciaon">
         <w:r>
           <w:rPr>
             <w:rStyle w:val="Hyperlink"/>
@@ -1027,7 +1045,7 @@
           <w:sz w:val="21"/>
           <w:szCs w:val="21"/>
         </w:rPr>
-        <w:t xml:space="preserve">  ·  </w:t>
+        <w:t xml:space="preserve">  Â·  </w:t>
       </w:r>
       <w:r>
         <w:rPr>
@@ -1105,7 +1123,7 @@
           <w:sz w:val="21"/>
           <w:szCs w:val="21"/>
         </w:rPr>
-        <w:t xml:space="preserve">  ·  </w:t>
+        <w:t xml:space="preserve">  Â·  </w:t>
       </w:r>
       <w:r>
         <w:rPr>
@@ -1165,7 +1183,7 @@
           <w:sz w:val="21"/>
           <w:szCs w:val="21"/>
         </w:rPr>
-        <w:t xml:space="preserve">  ·  </w:t>
+        <w:t xml:space="preserve">  Â·  </w:t>
       </w:r>
       <w:r>
         <w:rPr>
@@ -1583,7 +1601,7 @@
     <w:lvl w:ilvl="0" w:tentative="1">
       <w:start w:val="1"/>
       <w:numFmt w:val="bullet"/>
-      <w:lvlText w:val="•"/>
+      <w:lvlText w:val="â€¢"/>
       <w:lvlJc w:val="left"/>
       <w:pPr>
         <w:ind w:left="360" w:hanging="220"/>

--- a/files/Derrick-Barasa-Resume.docx
+++ b/files/Derrick-Barasa-Resume.docx
@@ -46,7 +46,7 @@
         </w:rPr>
         <w:t xml:space="preserve">Nairobi, Kenya | </w:t>
       </w:r>
-      <w:hyperlink w:history="1" r:id="rId5oewoicb7nkakjmtfqbqb">
+      <w:hyperlink w:history="1" r:id="rIde9-l0bs5oheahcukdfgy0">
         <w:r>
           <w:rPr>
             <w:rStyle w:val="Hyperlink"/>
@@ -72,7 +72,7 @@
         <w:spacing w:after="40"/>
         <w:jc w:val="center"/>
       </w:pPr>
-      <w:hyperlink w:history="1" r:id="rIdruhwlm1e0zeo69sh4pe5r">
+      <w:hyperlink w:history="1" r:id="rIdms2bh_tw3uzgfeqnk3-ji">
         <w:r>
           <w:rPr>
             <w:rStyle w:val="Hyperlink"/>
@@ -92,7 +92,7 @@
         </w:rPr>
         <w:t xml:space="preserve"> | </w:t>
       </w:r>
-      <w:hyperlink w:history="1" r:id="rIdsbktths2svvxg60ungrmr">
+      <w:hyperlink w:history="1" r:id="rIdrf2mpsttubz756mgqqhb-">
         <w:r>
           <w:rPr>
             <w:rStyle w:val="Hyperlink"/>
@@ -112,7 +112,7 @@
         </w:rPr>
         <w:t xml:space="preserve"> | </w:t>
       </w:r>
-      <w:hyperlink w:history="1" r:id="rIdxio0zqmkmau7s7lccrbcr">
+      <w:hyperlink w:history="1" r:id="rId2zmrvdfbz9yt87gtj4jki">
         <w:r>
           <w:rPr>
             <w:rStyle w:val="Hyperlink"/>
@@ -414,7 +414,7 @@
           <w:sz w:val="21"/>
           <w:szCs w:val="21"/>
         </w:rPr>
-        <w:t xml:space="preserve"> | RemitCore (money transfer platform)</w:t>
+        <w:t xml:space="preserve"> | RemitCore</w:t>
       </w:r>
       <w:r>
         <w:rPr>
@@ -549,7 +549,7 @@
           <w:sz w:val="21"/>
           <w:szCs w:val="21"/>
         </w:rPr>
-        <w:t xml:space="preserve">Live platforms</w:t>
+        <w:t xml:space="preserve">Live platforms and websites</w:t>
       </w:r>
     </w:p>
     <w:p>
@@ -585,7 +585,7 @@
         </w:rPr>
         <w:t xml:space="preserve">  Â·  </w:t>
       </w:r>
-      <w:hyperlink w:history="1" r:id="rIddq8r6sq5n94uamnx7kpjg">
+      <w:hyperlink w:history="1" r:id="rIdvxb8smcglqkndljzgxndp">
         <w:r>
           <w:rPr>
             <w:rStyle w:val="Hyperlink"/>
@@ -675,7 +675,7 @@
           <w:sz w:val="21"/>
           <w:szCs w:val="21"/>
         </w:rPr>
-        <w:t xml:space="preserve"> | FinTech</w:t>
+        <w:t xml:space="preserve"> | Website</w:t>
       </w:r>
       <w:r>
         <w:rPr>
@@ -685,7 +685,7 @@
         </w:rPr>
         <w:t xml:space="preserve">  Â·  </w:t>
       </w:r>
-      <w:hyperlink w:history="1" r:id="rIdlhlqp4zewiyhxnmyf7uaf">
+      <w:hyperlink w:history="1" r:id="rId1svkkpgma41aen1vypiwj">
         <w:r>
           <w:rPr>
             <w:rStyle w:val="Hyperlink"/>
@@ -713,25 +713,7 @@
           <w:sz w:val="21"/>
           <w:szCs w:val="21"/>
         </w:rPr>
-        <w:t xml:space="preserve">Money transfer and currency exchange platform with live rates, transaction validation, currency routing and payout workflows.</w:t>
-      </w:r>
-    </w:p>
-    <w:p>
-      <w:pPr>
-        <w:pStyle w:val="ListParagraph"/>
-        <w:numPr>
-          <w:ilvl w:val="0"/>
-          <w:numId w:val="2"/>
-        </w:numPr>
-        <w:spacing w:after="40"/>
-      </w:pPr>
-      <w:r>
-        <w:rPr>
-          <w:rFonts w:ascii="Calibri" w:cs="Calibri" w:eastAsia="Calibri" w:hAnsi="Calibri"/>
-          <w:sz w:val="21"/>
-          <w:szCs w:val="21"/>
-        </w:rPr>
-        <w:t xml:space="preserve">Java Vert.x and PostgreSQL platform with secure API integrations for payouts.</w:t>
+        <w:t xml:space="preserve">Public website for RemitCore, a money transfer and currency exchange platform, built during my development internship on the RemitCore team.</w:t>
       </w:r>
     </w:p>
     <w:p>
@@ -767,7 +749,7 @@
         </w:rPr>
         <w:t xml:space="preserve">  Â·  </w:t>
       </w:r>
-      <w:hyperlink w:history="1" r:id="rIdvj7ykd2njffcv0ein8t_i">
+      <w:hyperlink w:history="1" r:id="rIdu6hpqafh74p5sylprr8fs">
         <w:r>
           <w:rPr>
             <w:rStyle w:val="Hyperlink"/>
@@ -867,7 +849,7 @@
         </w:rPr>
         <w:t xml:space="preserve">  Â·  </w:t>
       </w:r>
-      <w:hyperlink w:history="1" r:id="rIduwnuxkr03sez5ik8hurpf">
+      <w:hyperlink w:history="1" r:id="rIdcmvdjw84kiiqql2d158j2">
         <w:r>
           <w:rPr>
             <w:rStyle w:val="Hyperlink"/>
@@ -949,7 +931,7 @@
         </w:rPr>
         <w:t xml:space="preserve">  Â·  </w:t>
       </w:r>
-      <w:hyperlink w:history="1" r:id="rId18v35omgprjkihduciaon">
+      <w:hyperlink w:history="1" r:id="rIdwnevozxcl55bwyip-ywkh">
         <w:r>
           <w:rPr>
             <w:rStyle w:val="Hyperlink"/>

--- a/files/Derrick-Barasa-Resume.docx
+++ b/files/Derrick-Barasa-Resume.docx
@@ -46,7 +46,7 @@
         </w:rPr>
         <w:t xml:space="preserve">Nairobi, Kenya | </w:t>
       </w:r>
-      <w:hyperlink w:history="1" r:id="rIde9-l0bs5oheahcukdfgy0">
+      <w:hyperlink w:history="1" r:id="rIdafkd0h8ap22dyejqzhb6m">
         <w:r>
           <w:rPr>
             <w:rStyle w:val="Hyperlink"/>
@@ -72,7 +72,7 @@
         <w:spacing w:after="40"/>
         <w:jc w:val="center"/>
       </w:pPr>
-      <w:hyperlink w:history="1" r:id="rIdms2bh_tw3uzgfeqnk3-ji">
+      <w:hyperlink w:history="1" r:id="rIdi9ntes3-ajynsolhgzla_">
         <w:r>
           <w:rPr>
             <w:rStyle w:val="Hyperlink"/>
@@ -92,7 +92,7 @@
         </w:rPr>
         <w:t xml:space="preserve"> | </w:t>
       </w:r>
-      <w:hyperlink w:history="1" r:id="rIdrf2mpsttubz756mgqqhb-">
+      <w:hyperlink w:history="1" r:id="rId3btoqk5oo9vwyxerurnx9">
         <w:r>
           <w:rPr>
             <w:rStyle w:val="Hyperlink"/>
@@ -112,7 +112,7 @@
         </w:rPr>
         <w:t xml:space="preserve"> | </w:t>
       </w:r>
-      <w:hyperlink w:history="1" r:id="rId2zmrvdfbz9yt87gtj4jki">
+      <w:hyperlink w:history="1" r:id="rId139on3w4lqqb1yjdsol0a">
         <w:r>
           <w:rPr>
             <w:rStyle w:val="Hyperlink"/>
@@ -585,7 +585,7 @@
         </w:rPr>
         <w:t xml:space="preserve">  Â·  </w:t>
       </w:r>
-      <w:hyperlink w:history="1" r:id="rIdvxb8smcglqkndljzgxndp">
+      <w:hyperlink w:history="1" r:id="rIdf2wr0a5sezj5wcxdmq7zq">
         <w:r>
           <w:rPr>
             <w:rStyle w:val="Hyperlink"/>
@@ -636,24 +636,6 @@
     </w:p>
     <w:p>
       <w:pPr>
-        <w:pStyle w:val="ListParagraph"/>
-        <w:numPr>
-          <w:ilvl w:val="0"/>
-          <w:numId w:val="2"/>
-        </w:numPr>
-        <w:spacing w:after="40"/>
-      </w:pPr>
-      <w:r>
-        <w:rPr>
-          <w:rFonts w:ascii="Calibri" w:cs="Calibri" w:eastAsia="Calibri" w:hAnsi="Calibri"/>
-          <w:sz w:val="21"/>
-          <w:szCs w:val="21"/>
-        </w:rPr>
-        <w:t xml:space="preserve">Built the Android mobile app in Kotlin, distributed as an APK downloaded from the platform dashboard.</w:t>
-      </w:r>
-    </w:p>
-    <w:p>
-      <w:pPr>
         <w:keepNext/>
         <w:spacing w:after="20" w:before="100"/>
       </w:pPr>
@@ -685,7 +667,7 @@
         </w:rPr>
         <w:t xml:space="preserve">  Â·  </w:t>
       </w:r>
-      <w:hyperlink w:history="1" r:id="rId1svkkpgma41aen1vypiwj">
+      <w:hyperlink w:history="1" r:id="rIdwdstyyfhizqqxrczpb8am">
         <w:r>
           <w:rPr>
             <w:rStyle w:val="Hyperlink"/>
@@ -749,7 +731,7 @@
         </w:rPr>
         <w:t xml:space="preserve">  Â·  </w:t>
       </w:r>
-      <w:hyperlink w:history="1" r:id="rIdu6hpqafh74p5sylprr8fs">
+      <w:hyperlink w:history="1" r:id="rIdzvvh_vorrrtwsqjerz3bf">
         <w:r>
           <w:rPr>
             <w:rStyle w:val="Hyperlink"/>
@@ -800,24 +782,6 @@
     </w:p>
     <w:p>
       <w:pPr>
-        <w:pStyle w:val="ListParagraph"/>
-        <w:numPr>
-          <w:ilvl w:val="0"/>
-          <w:numId w:val="2"/>
-        </w:numPr>
-        <w:spacing w:after="40"/>
-      </w:pPr>
-      <w:r>
-        <w:rPr>
-          <w:rFonts w:ascii="Calibri" w:cs="Calibri" w:eastAsia="Calibri" w:hAnsi="Calibri"/>
-          <w:sz w:val="21"/>
-          <w:szCs w:val="21"/>
-        </w:rPr>
-        <w:t xml:space="preserve">Built the Android mobile app in Flutter, distributed as an APK downloaded from the platform dashboard.</w:t>
-      </w:r>
-    </w:p>
-    <w:p>
-      <w:pPr>
         <w:keepNext/>
         <w:spacing w:after="20" w:before="100"/>
       </w:pPr>
@@ -849,7 +813,7 @@
         </w:rPr>
         <w:t xml:space="preserve">  Â·  </w:t>
       </w:r>
-      <w:hyperlink w:history="1" r:id="rIdcmvdjw84kiiqql2d158j2">
+      <w:hyperlink w:history="1" r:id="rIdmnzpcvxzxrdmrg1uo3dox">
         <w:r>
           <w:rPr>
             <w:rStyle w:val="Hyperlink"/>
@@ -931,7 +895,7 @@
         </w:rPr>
         <w:t xml:space="preserve">  Â·  </w:t>
       </w:r>
-      <w:hyperlink w:history="1" r:id="rIdwnevozxcl55bwyip-ywkh">
+      <w:hyperlink w:history="1" r:id="rIdytwqlj5ah61ovewkmca_g">
         <w:r>
           <w:rPr>
             <w:rStyle w:val="Hyperlink"/>
@@ -1192,24 +1156,6 @@
           <w:szCs w:val="21"/>
         </w:rPr>
         <w:t xml:space="preserve">Point-of-sale and order routing with digital menu management, role-based order processing and meal ticket issuance (Java Vert.x, Vue.js, PostgreSQL).</w:t>
-      </w:r>
-    </w:p>
-    <w:p>
-      <w:pPr>
-        <w:pStyle w:val="ListParagraph"/>
-        <w:numPr>
-          <w:ilvl w:val="0"/>
-          <w:numId w:val="2"/>
-        </w:numPr>
-        <w:spacing w:after="40"/>
-      </w:pPr>
-      <w:r>
-        <w:rPr>
-          <w:rFonts w:ascii="Calibri" w:cs="Calibri" w:eastAsia="Calibri" w:hAnsi="Calibri"/>
-          <w:sz w:val="21"/>
-          <w:szCs w:val="21"/>
-        </w:rPr>
-        <w:t xml:space="preserve">Companion mobile app built with Flutter.</w:t>
       </w:r>
     </w:p>
     <w:p>
